--- a/docs/2026-11-dogovor-arendy/obrazec-dogovora-arendy-kvartiry.docx
+++ b/docs/2026-11-dogovor-arendy/obrazec-dogovora-arendy-kvartiry.docx
@@ -77,7 +77,7 @@
           <w:sz w:val="21"/>
           <w:szCs w:val="21"/>
         </w:rPr>
-        <w:t xml:space="preserve">Наймодатель: </w:t>
+        <w:t xml:space="preserve">Наймодатель (арендодатель): </w:t>
       </w:r>
       <w:r>
         <w:rPr>
@@ -101,7 +101,7 @@
           <w:sz w:val="21"/>
           <w:szCs w:val="21"/>
         </w:rPr>
-        <w:t xml:space="preserve">Наниматель: </w:t>
+        <w:t xml:space="preserve">Наниматель (арендатор): </w:t>
       </w:r>
       <w:r>
         <w:rPr>
@@ -123,7 +123,7 @@
           <w:sz w:val="21"/>
           <w:szCs w:val="21"/>
         </w:rPr>
-        <w:t xml:space="preserve">вместе именуемые «Стороны», заключили настоящий договор о нижеследующем.</w:t>
+        <w:t xml:space="preserve">далее — Наймодатель и Наниматель, вместе именуемые «Стороны», заключили настоящий договор о нижеследующем. Договор с гражданином по закону называется договором найма жилого помещения (ст. 671 ГК РФ); в быту его называют договором аренды квартиры.</w:t>
       </w:r>
     </w:p>
     <w:p>
